--- a/Отчеты/lab08/report.docx
+++ b/Отчеты/lab08/report.docx
@@ -220,27 +220,7 @@
         <w:t xml:space="preserve"> </w:t>
       </w:r>
       <w:r>
-        <w:t xml:space="preserve">[</w:t>
-      </w:r>
-      <w:r>
-        <w:rPr>
-          <w:b/>
-          <w:bCs/>
-        </w:rPr>
-        <w:t xml:space="preserve">kotelnikov_chebotaev_book_latex2_ru?</w:t>
-      </w:r>
-      <w:r>
-        <w:t xml:space="preserve">,</w:t>
-      </w:r>
-      <w:r>
-        <w:rPr>
-          <w:b/>
-          <w:bCs/>
-        </w:rPr>
-        <w:t xml:space="preserve">lvovsky_book_latex_ru?</w:t>
-      </w:r>
-      <w:r>
-        <w:t xml:space="preserve">]</w:t>
+        <w:t xml:space="preserve">[1,2]</w:t>
       </w:r>
       <w:r>
         <w:t xml:space="preserve">.</w:t>
@@ -2404,7 +2384,7 @@
     </w:tbl>
     <w:bookmarkEnd w:id="83"/>
     <w:bookmarkEnd w:id="84"/>
-    <w:bookmarkStart w:id="90" w:name="упражнения"/>
+    <w:bookmarkStart w:id="95" w:name="упражнения"/>
     <w:p>
       <w:pPr>
         <w:pStyle w:val="Heading1"/>
@@ -2524,8 +2504,119 @@
       </w:tr>
     </w:tbl>
     <w:bookmarkEnd w:id="89"/>
-    <w:bookmarkEnd w:id="90"/>
-    <w:bookmarkStart w:id="91" w:name="выводы"/>
+    <w:bookmarkStart w:id="94" w:name="график-2"/>
+    <w:p>
+      <w:pPr>
+        <w:pStyle w:val="Heading2"/>
+      </w:pPr>
+      <w:r>
+        <w:t xml:space="preserve">5.2 График 2</w:t>
+      </w:r>
+    </w:p>
+    <w:p>
+      <w:pPr>
+        <w:pStyle w:val="FirstParagraph"/>
+      </w:pPr>
+      <w:r>
+        <w:t xml:space="preserve">В данном упражнении создается график с использованием изученных техник. Результат показан на рисунке</w:t>
+      </w:r>
+      <w:r>
+        <w:t xml:space="preserve"> </w:t>
+      </w:r>
+      <w:hyperlink w:anchor="fig-016">
+        <w:r>
+          <w:rPr>
+            <w:rStyle w:val="Hyperlink"/>
+          </w:rPr>
+          <w:t xml:space="preserve">16</w:t>
+        </w:r>
+      </w:hyperlink>
+      <w:r>
+        <w:t xml:space="preserve">.</w:t>
+      </w:r>
+    </w:p>
+    <w:tbl>
+      <w:tblPr>
+        <w:tblStyle w:val="Table"/>
+        <w:tblW w:type="pct" w:w="5000"/>
+        <w:tblLayout w:type="fixed"/>
+        <w:tblLook w:firstRow="0" w:lastRow="0" w:firstColumn="0" w:lastColumn="0" w:noHBand="0" w:noVBand="0" w:val="0000"/>
+      </w:tblPr>
+      <w:tblGrid>
+        <w:gridCol w:w="7920"/>
+      </w:tblGrid>
+      <w:tr>
+        <w:tc>
+          <w:tcPr/>
+          <w:bookmarkStart w:id="93" w:name="fig-016"/>
+          <w:p>
+            <w:pPr>
+              <w:pStyle w:val="Compact"/>
+              <w:jc w:val="center"/>
+            </w:pPr>
+            <w:r>
+              <w:drawing>
+                <wp:inline>
+                  <wp:extent cx="3733800" cy="3902127"/>
+                  <wp:effectExtent b="0" l="0" r="0" t="0"/>
+                  <wp:docPr descr="" title="" id="91" name="Picture"/>
+                  <a:graphic>
+                    <a:graphicData uri="http://schemas.openxmlformats.org/drawingml/2006/picture">
+                      <pic:pic>
+                        <pic:nvPicPr>
+                          <pic:cNvPr descr="image/fig16.png" id="92" name="Picture"/>
+                          <pic:cNvPicPr>
+                            <a:picLocks noChangeArrowheads="1" noChangeAspect="1"/>
+                          </pic:cNvPicPr>
+                        </pic:nvPicPr>
+                        <pic:blipFill>
+                          <a:blip r:embed="rId90"/>
+                          <a:stretch>
+                            <a:fillRect/>
+                          </a:stretch>
+                        </pic:blipFill>
+                        <pic:spPr bwMode="auto">
+                          <a:xfrm>
+                            <a:off x="0" y="0"/>
+                            <a:ext cx="3733800" cy="3902127"/>
+                          </a:xfrm>
+                          <a:prstGeom prst="rect">
+                            <a:avLst/>
+                          </a:prstGeom>
+                          <a:noFill/>
+                          <a:ln w="9525">
+                            <a:noFill/>
+                            <a:headEnd/>
+                            <a:tailEnd/>
+                          </a:ln>
+                        </pic:spPr>
+                      </pic:pic>
+                    </a:graphicData>
+                  </a:graphic>
+                </wp:inline>
+              </w:drawing>
+            </w:r>
+          </w:p>
+          <w:p>
+            <w:pPr>
+              <w:jc w:val="center"/>
+            </w:pPr>
+            <w:pPr>
+              <w:jc w:val="left"/>
+              <w:spacing w:before="200"/>
+              <w:pStyle w:val="ImageCaption"/>
+            </w:pPr>
+            <w:r>
+              <w:t xml:space="preserve">Рисунок 16: Упражнение 2</w:t>
+            </w:r>
+          </w:p>
+          <w:bookmarkEnd w:id="93"/>
+        </w:tc>
+      </w:tr>
+    </w:tbl>
+    <w:bookmarkEnd w:id="94"/>
+    <w:bookmarkEnd w:id="95"/>
+    <w:bookmarkStart w:id="96" w:name="выводы"/>
     <w:p>
       <w:pPr>
         <w:pStyle w:val="Heading1"/>
@@ -2622,8 +2713,8 @@
         <w:t xml:space="preserve">TikZ предоставляет мощный инструментарий для программного создания графических элементов непосредственно в коде LaTeX, что обеспечивает высокое качество и гибкость в оформлении научных документов.</w:t>
       </w:r>
     </w:p>
-    <w:bookmarkEnd w:id="91"/>
-    <w:bookmarkStart w:id="93" w:name="список-литературы"/>
+    <w:bookmarkEnd w:id="96"/>
+    <w:bookmarkStart w:id="100" w:name="список-литературы"/>
     <w:p>
       <w:pPr>
         <w:pStyle w:val="Heading1"/>
@@ -2632,9 +2723,65 @@
         <w:t xml:space="preserve">Список литературы</w:t>
       </w:r>
     </w:p>
-    <w:bookmarkStart w:id="92" w:name="refs"/>
-    <w:bookmarkEnd w:id="92"/>
-    <w:bookmarkEnd w:id="93"/>
+    <w:bookmarkStart w:id="99" w:name="refs"/>
+    <w:bookmarkStart w:id="97" w:name="ref-kotelnikov_chebotaev_book_latex2_ru"/>
+    <w:p>
+      <w:pPr>
+        <w:pStyle w:val="Bibliography"/>
+      </w:pPr>
+      <w:r>
+        <w:t xml:space="preserve">1.</w:t>
+      </w:r>
+      <w:r>
+        <w:t xml:space="preserve"> </w:t>
+      </w:r>
+      <w:r>
+        <w:t xml:space="preserve">	</w:t>
+      </w:r>
+      <w:r>
+        <w:t xml:space="preserve">Котельников А.А., Чеботаев А.С.</w:t>
+      </w:r>
+      <w:r>
+        <w:t xml:space="preserve"> </w:t>
+      </w:r>
+      <w:r>
+        <w:t xml:space="preserve">LaTeX2 по-русски</w:t>
+      </w:r>
+      <w:r>
+        <w:t xml:space="preserve">. 3-е изд. Новосибирск: Новосибирск, 2004. 496 с.</w:t>
+      </w:r>
+    </w:p>
+    <w:bookmarkEnd w:id="97"/>
+    <w:bookmarkStart w:id="98" w:name="ref-lvovsky_book_latex_ru"/>
+    <w:p>
+      <w:pPr>
+        <w:pStyle w:val="Bibliography"/>
+      </w:pPr>
+      <w:r>
+        <w:t xml:space="preserve">2.</w:t>
+      </w:r>
+      <w:r>
+        <w:t xml:space="preserve"> </w:t>
+      </w:r>
+      <w:r>
+        <w:t xml:space="preserve">	</w:t>
+      </w:r>
+      <w:r>
+        <w:t xml:space="preserve">Львовский С.М.</w:t>
+      </w:r>
+      <w:r>
+        <w:t xml:space="preserve"> </w:t>
+      </w:r>
+      <w:r>
+        <w:t xml:space="preserve">Набор и вёрстка в системе LaTeX</w:t>
+      </w:r>
+      <w:r>
+        <w:t xml:space="preserve">. 3-е изд., испр. и доп. МЦНМО, 2003. 447 с.</w:t>
+      </w:r>
+    </w:p>
+    <w:bookmarkEnd w:id="98"/>
+    <w:bookmarkEnd w:id="99"/>
+    <w:bookmarkEnd w:id="100"/>
     <w:sectPr>
       <w:footnotePr>
         <w:numRestart w:val="eachSect"/>
